--- a/大一上-第1学期/思政/实践报告.docx
+++ b/大一上-第1学期/思政/实践报告.docx
@@ -1,13 +1,13 @@
 
 <file path=word/document.xml><?xml version="1.0" encoding="utf-8"?>
-<w:document xmlns:wpc="http://schemas.microsoft.com/office/word/2010/wordprocessingCanvas" xmlns:cx="http://schemas.microsoft.com/office/drawing/2014/chartex" xmlns:cx1="http://schemas.microsoft.com/office/drawing/2015/9/8/chartex" xmlns:cx2="http://schemas.microsoft.com/office/drawing/2015/10/21/chartex" xmlns:cx3="http://schemas.microsoft.com/office/drawing/2016/5/9/chartex" xmlns:cx4="http://schemas.microsoft.com/office/drawing/2016/5/10/chartex" xmlns:cx5="http://schemas.microsoft.com/office/drawing/2016/5/11/chartex" xmlns:cx6="http://schemas.microsoft.com/office/drawing/2016/5/12/chartex" xmlns:cx7="http://schemas.microsoft.com/office/drawing/2016/5/13/chartex" xmlns:cx8="http://schemas.microsoft.com/office/drawing/2016/5/14/chartex" xmlns:mc="http://schemas.openxmlformats.org/markup-compatibility/2006" xmlns:aink="http://schemas.microsoft.com/office/drawing/2016/ink" xmlns:am3d="http://schemas.microsoft.com/office/drawing/2017/model3d" xmlns:o="urn:schemas-microsoft-com:office:office" xmlns:oel="http://schemas.microsoft.com/office/2019/extlst" xmlns:r="http://schemas.openxmlformats.org/officeDocument/2006/relationships" xmlns:m="http://schemas.openxmlformats.org/officeDocument/2006/math" xmlns:v="urn:schemas-microsoft-com:vml" xmlns:wp14="http://schemas.microsoft.com/office/word/2010/wordprocessingDrawing" xmlns:wp="http://schemas.openxmlformats.org/drawingml/2006/wordprocessingDrawing" xmlns:w10="urn:schemas-microsoft-com:office:word" xmlns:w="http://schemas.openxmlformats.org/wordprocessingml/2006/main" xmlns:w14="http://schemas.microsoft.com/office/word/2010/wordml" xmlns:w15="http://schemas.microsoft.com/office/word/2012/wordml" xmlns:w16cex="http://schemas.microsoft.com/office/word/2018/wordml/cex" xmlns:w16cid="http://schemas.microsoft.com/office/word/2016/wordml/cid" xmlns:w16="http://schemas.microsoft.com/office/word/2018/wordml" xmlns:w16sdtdh="http://schemas.microsoft.com/office/word/2020/wordml/sdtdatahash" xmlns:w16se="http://schemas.microsoft.com/office/word/2015/wordml/symex" xmlns:wpg="http://schemas.microsoft.com/office/word/2010/wordprocessingGroup" xmlns:wpi="http://schemas.microsoft.com/office/word/2010/wordprocessingInk" xmlns:wne="http://schemas.microsoft.com/office/word/2006/wordml" xmlns:wps="http://schemas.microsoft.com/office/word/2010/wordprocessingShape" mc:Ignorable="w14 w15 w16se w16cid w16 w16cex w16sdtdh wp14">
+<w:document xmlns:wpc="http://schemas.microsoft.com/office/word/2010/wordprocessingCanvas" xmlns:cx="http://schemas.microsoft.com/office/drawing/2014/chartex" xmlns:cx1="http://schemas.microsoft.com/office/drawing/2015/9/8/chartex" xmlns:cx2="http://schemas.microsoft.com/office/drawing/2015/10/21/chartex" xmlns:cx3="http://schemas.microsoft.com/office/drawing/2016/5/9/chartex" xmlns:cx4="http://schemas.microsoft.com/office/drawing/2016/5/10/chartex" xmlns:cx5="http://schemas.microsoft.com/office/drawing/2016/5/11/chartex" xmlns:cx6="http://schemas.microsoft.com/office/drawing/2016/5/12/chartex" xmlns:cx7="http://schemas.microsoft.com/office/drawing/2016/5/13/chartex" xmlns:cx8="http://schemas.microsoft.com/office/drawing/2016/5/14/chartex" xmlns:mc="http://schemas.openxmlformats.org/markup-compatibility/2006" xmlns:aink="http://schemas.microsoft.com/office/drawing/2016/ink" xmlns:am3d="http://schemas.microsoft.com/office/drawing/2017/model3d" xmlns:o="urn:schemas-microsoft-com:office:office" xmlns:oel="http://schemas.microsoft.com/office/2019/extlst" xmlns:r="http://schemas.openxmlformats.org/officeDocument/2006/relationships" xmlns:m="http://schemas.openxmlformats.org/officeDocument/2006/math" xmlns:v="urn:schemas-microsoft-com:vml" xmlns:wp14="http://schemas.microsoft.com/office/word/2010/wordprocessingDrawing" xmlns:wp="http://schemas.openxmlformats.org/drawingml/2006/wordprocessingDrawing" xmlns:w10="urn:schemas-microsoft-com:office:word" xmlns:w="http://schemas.openxmlformats.org/wordprocessingml/2006/main" xmlns:w14="http://schemas.microsoft.com/office/word/2010/wordml" xmlns:w15="http://schemas.microsoft.com/office/word/2012/wordml" xmlns:w16cex="http://schemas.microsoft.com/office/word/2018/wordml/cex" xmlns:w16cid="http://schemas.microsoft.com/office/word/2016/wordml/cid" xmlns:w16="http://schemas.microsoft.com/office/word/2018/wordml" xmlns:w16du="http://schemas.microsoft.com/office/word/2023/wordml/word16du" xmlns:w16sdtdh="http://schemas.microsoft.com/office/word/2020/wordml/sdtdatahash" xmlns:w16sdtfl="http://schemas.microsoft.com/office/word/2024/wordml/sdtformatlock" xmlns:w16se="http://schemas.microsoft.com/office/word/2015/wordml/symex" xmlns:wpg="http://schemas.microsoft.com/office/word/2010/wordprocessingGroup" xmlns:wpi="http://schemas.microsoft.com/office/word/2010/wordprocessingInk" xmlns:wne="http://schemas.microsoft.com/office/word/2006/wordml" xmlns:wps="http://schemas.microsoft.com/office/word/2010/wordprocessingShape" mc:Ignorable="w14 w15 w16se w16cid w16 w16cex w16sdtdh w16sdtfl w16du wp14">
   <w:body>
     <w:p>
       <w:pPr>
         <w:widowControl/>
         <w:jc w:val="center"/>
         <w:rPr>
-          <w:rFonts w:ascii="黑体" w:eastAsia="黑体" w:hAnsi="黑体" w:cs="Times New Roman"/>
+          <w:rFonts w:ascii="黑体" w:eastAsia="黑体" w:hAnsi="黑体" w:cs="Times New Roman" w:hint="eastAsia"/>
           <w:b/>
           <w:bCs/>
           <w:color w:val="333333"/>
@@ -80,94 +80,6 @@
     <w:p>
       <w:pPr>
         <w:widowControl/>
-        <w:wordWrap w:val="0"/>
-        <w:jc w:val="right"/>
-        <w:rPr>
-          <w:rFonts w:ascii="Times New Roman" w:eastAsia="宋体" w:hAnsi="Times New Roman" w:cs="Times New Roman"/>
-          <w:b/>
-          <w:bCs/>
-          <w:color w:val="333333"/>
-          <w:kern w:val="0"/>
-          <w:sz w:val="32"/>
-          <w:szCs w:val="32"/>
-        </w:rPr>
-      </w:pPr>
-      <w:r>
-        <w:rPr>
-          <w:rFonts w:ascii="Times New Roman" w:eastAsia="宋体" w:hAnsi="Times New Roman" w:cs="Times New Roman" w:hint="eastAsia"/>
-          <w:b/>
-          <w:bCs/>
-          <w:color w:val="333333"/>
-          <w:kern w:val="0"/>
-          <w:sz w:val="32"/>
-          <w:szCs w:val="32"/>
-        </w:rPr>
-        <w:t>李昊伦</w:t>
-      </w:r>
-      <w:r>
-        <w:rPr>
-          <w:rFonts w:ascii="Times New Roman" w:eastAsia="宋体" w:hAnsi="Times New Roman" w:cs="Times New Roman" w:hint="eastAsia"/>
-          <w:b/>
-          <w:bCs/>
-          <w:color w:val="333333"/>
-          <w:kern w:val="0"/>
-          <w:sz w:val="32"/>
-          <w:szCs w:val="32"/>
-        </w:rPr>
-        <w:t xml:space="preserve"> </w:t>
-      </w:r>
-      <w:r>
-        <w:rPr>
-          <w:rFonts w:ascii="Times New Roman" w:eastAsia="宋体" w:hAnsi="Times New Roman" w:cs="Times New Roman"/>
-          <w:b/>
-          <w:bCs/>
-          <w:color w:val="333333"/>
-          <w:kern w:val="0"/>
-          <w:sz w:val="32"/>
-          <w:szCs w:val="32"/>
-        </w:rPr>
-        <w:t>2023211805</w:t>
-      </w:r>
-      <w:r>
-        <w:rPr>
-          <w:rFonts w:ascii="Times New Roman" w:eastAsia="宋体" w:hAnsi="Times New Roman" w:cs="Times New Roman" w:hint="eastAsia"/>
-          <w:b/>
-          <w:bCs/>
-          <w:color w:val="333333"/>
-          <w:kern w:val="0"/>
-          <w:sz w:val="32"/>
-          <w:szCs w:val="32"/>
-        </w:rPr>
-        <w:t>班</w:t>
-      </w:r>
-      <w:r>
-        <w:rPr>
-          <w:rFonts w:ascii="Times New Roman" w:eastAsia="宋体" w:hAnsi="Times New Roman" w:cs="Times New Roman" w:hint="eastAsia"/>
-          <w:b/>
-          <w:bCs/>
-          <w:color w:val="333333"/>
-          <w:kern w:val="0"/>
-          <w:sz w:val="32"/>
-          <w:szCs w:val="32"/>
-        </w:rPr>
-        <w:t xml:space="preserve"> </w:t>
-      </w:r>
-      <w:r>
-        <w:rPr>
-          <w:rFonts w:ascii="Times New Roman" w:eastAsia="宋体" w:hAnsi="Times New Roman" w:cs="Times New Roman"/>
-          <w:b/>
-          <w:bCs/>
-          <w:color w:val="333333"/>
-          <w:kern w:val="0"/>
-          <w:sz w:val="32"/>
-          <w:szCs w:val="32"/>
-        </w:rPr>
-        <w:t>2023211595</w:t>
-      </w:r>
-    </w:p>
-    <w:p>
-      <w:pPr>
-        <w:widowControl/>
         <w:jc w:val="left"/>
         <w:rPr>
           <w:rFonts w:ascii="Times New Roman" w:eastAsia="宋体" w:hAnsi="Times New Roman" w:cs="Times New Roman"/>
@@ -2251,7 +2163,7 @@
         <w:ind w:firstLineChars="200" w:firstLine="560"/>
         <w:jc w:val="left"/>
         <w:rPr>
-          <w:rFonts w:ascii="Times New Roman" w:eastAsia="宋体" w:hAnsi="Times New Roman" w:cs="Times New Roman" w:hint="eastAsia"/>
+          <w:rFonts w:ascii="Times New Roman" w:eastAsia="宋体" w:hAnsi="Times New Roman" w:cs="Times New Roman"/>
           <w:color w:val="333333"/>
           <w:kern w:val="0"/>
           <w:sz w:val="28"/>
@@ -2361,9 +2273,14 @@
 </file>
 
 <file path=word/endnotes.xml><?xml version="1.0" encoding="utf-8"?>
-<w:endnotes xmlns:wpc="http://schemas.microsoft.com/office/word/2010/wordprocessingCanvas" xmlns:cx="http://schemas.microsoft.com/office/drawing/2014/chartex" xmlns:cx1="http://schemas.microsoft.com/office/drawing/2015/9/8/chartex" xmlns:cx2="http://schemas.microsoft.com/office/drawing/2015/10/21/chartex" xmlns:cx3="http://schemas.microsoft.com/office/drawing/2016/5/9/chartex" xmlns:cx4="http://schemas.microsoft.com/office/drawing/2016/5/10/chartex" xmlns:cx5="http://schemas.microsoft.com/office/drawing/2016/5/11/chartex" xmlns:cx6="http://schemas.microsoft.com/office/drawing/2016/5/12/chartex" xmlns:cx7="http://schemas.microsoft.com/office/drawing/2016/5/13/chartex" xmlns:cx8="http://schemas.microsoft.com/office/drawing/2016/5/14/chartex" xmlns:mc="http://schemas.openxmlformats.org/markup-compatibility/2006" xmlns:aink="http://schemas.microsoft.com/office/drawing/2016/ink" xmlns:am3d="http://schemas.microsoft.com/office/drawing/2017/model3d" xmlns:o="urn:schemas-microsoft-com:office:office" xmlns:oel="http://schemas.microsoft.com/office/2019/extlst" xmlns:r="http://schemas.openxmlformats.org/officeDocument/2006/relationships" xmlns:m="http://schemas.openxmlformats.org/officeDocument/2006/math" xmlns:v="urn:schemas-microsoft-com:vml" xmlns:wp14="http://schemas.microsoft.com/office/word/2010/wordprocessingDrawing" xmlns:wp="http://schemas.openxmlformats.org/drawingml/2006/wordprocessingDrawing" xmlns:w10="urn:schemas-microsoft-com:office:word" xmlns:w="http://schemas.openxmlformats.org/wordprocessingml/2006/main" xmlns:w14="http://schemas.microsoft.com/office/word/2010/wordml" xmlns:w15="http://schemas.microsoft.com/office/word/2012/wordml" xmlns:w16cex="http://schemas.microsoft.com/office/word/2018/wordml/cex" xmlns:w16cid="http://schemas.microsoft.com/office/word/2016/wordml/cid" xmlns:w16="http://schemas.microsoft.com/office/word/2018/wordml" xmlns:w16sdtdh="http://schemas.microsoft.com/office/word/2020/wordml/sdtdatahash" xmlns:w16se="http://schemas.microsoft.com/office/word/2015/wordml/symex" xmlns:wpg="http://schemas.microsoft.com/office/word/2010/wordprocessingGroup" xmlns:wpi="http://schemas.microsoft.com/office/word/2010/wordprocessingInk" xmlns:wne="http://schemas.microsoft.com/office/word/2006/wordml" xmlns:wps="http://schemas.microsoft.com/office/word/2010/wordprocessingShape" mc:Ignorable="w14 w15 w16se w16cid w16 w16cex w16sdtdh wp14">
+<w:endnotes xmlns:wpc="http://schemas.microsoft.com/office/word/2010/wordprocessingCanvas" xmlns:cx="http://schemas.microsoft.com/office/drawing/2014/chartex" xmlns:cx1="http://schemas.microsoft.com/office/drawing/2015/9/8/chartex" xmlns:cx2="http://schemas.microsoft.com/office/drawing/2015/10/21/chartex" xmlns:cx3="http://schemas.microsoft.com/office/drawing/2016/5/9/chartex" xmlns:cx4="http://schemas.microsoft.com/office/drawing/2016/5/10/chartex" xmlns:cx5="http://schemas.microsoft.com/office/drawing/2016/5/11/chartex" xmlns:cx6="http://schemas.microsoft.com/office/drawing/2016/5/12/chartex" xmlns:cx7="http://schemas.microsoft.com/office/drawing/2016/5/13/chartex" xmlns:cx8="http://schemas.microsoft.com/office/drawing/2016/5/14/chartex" xmlns:mc="http://schemas.openxmlformats.org/markup-compatibility/2006" xmlns:aink="http://schemas.microsoft.com/office/drawing/2016/ink" xmlns:am3d="http://schemas.microsoft.com/office/drawing/2017/model3d" xmlns:o="urn:schemas-microsoft-com:office:office" xmlns:oel="http://schemas.microsoft.com/office/2019/extlst" xmlns:r="http://schemas.openxmlformats.org/officeDocument/2006/relationships" xmlns:m="http://schemas.openxmlformats.org/officeDocument/2006/math" xmlns:v="urn:schemas-microsoft-com:vml" xmlns:wp14="http://schemas.microsoft.com/office/word/2010/wordprocessingDrawing" xmlns:wp="http://schemas.openxmlformats.org/drawingml/2006/wordprocessingDrawing" xmlns:w10="urn:schemas-microsoft-com:office:word" xmlns:w="http://schemas.openxmlformats.org/wordprocessingml/2006/main" xmlns:w14="http://schemas.microsoft.com/office/word/2010/wordml" xmlns:w15="http://schemas.microsoft.com/office/word/2012/wordml" xmlns:w16cex="http://schemas.microsoft.com/office/word/2018/wordml/cex" xmlns:w16cid="http://schemas.microsoft.com/office/word/2016/wordml/cid" xmlns:w16="http://schemas.microsoft.com/office/word/2018/wordml" xmlns:w16du="http://schemas.microsoft.com/office/word/2023/wordml/word16du" xmlns:w16sdtdh="http://schemas.microsoft.com/office/word/2020/wordml/sdtdatahash" xmlns:w16sdtfl="http://schemas.microsoft.com/office/word/2024/wordml/sdtformatlock" xmlns:w16se="http://schemas.microsoft.com/office/word/2015/wordml/symex" xmlns:wpg="http://schemas.microsoft.com/office/word/2010/wordprocessingGroup" xmlns:wpi="http://schemas.microsoft.com/office/word/2010/wordprocessingInk" xmlns:wne="http://schemas.microsoft.com/office/word/2006/wordml" xmlns:wps="http://schemas.microsoft.com/office/word/2010/wordprocessingShape" mc:Ignorable="w14 w15 w16se w16cid w16 w16cex w16sdtdh w16sdtfl w16du wp14">
   <w:endnote w:type="separator" w:id="-1">
     <w:p>
+      <w:pPr>
+        <w:rPr>
+          <w:rFonts w:hint="eastAsia"/>
+        </w:rPr>
+      </w:pPr>
       <w:r>
         <w:separator/>
       </w:r>
@@ -2371,6 +2288,11 @@
   </w:endnote>
   <w:endnote w:type="continuationSeparator" w:id="0">
     <w:p>
+      <w:pPr>
+        <w:rPr>
+          <w:rFonts w:hint="eastAsia"/>
+        </w:rPr>
+      </w:pPr>
       <w:r>
         <w:continuationSeparator/>
       </w:r>
@@ -2380,9 +2302,14 @@
 </file>
 
 <file path=word/footnotes.xml><?xml version="1.0" encoding="utf-8"?>
-<w:footnotes xmlns:wpc="http://schemas.microsoft.com/office/word/2010/wordprocessingCanvas" xmlns:cx="http://schemas.microsoft.com/office/drawing/2014/chartex" xmlns:cx1="http://schemas.microsoft.com/office/drawing/2015/9/8/chartex" xmlns:cx2="http://schemas.microsoft.com/office/drawing/2015/10/21/chartex" xmlns:cx3="http://schemas.microsoft.com/office/drawing/2016/5/9/chartex" xmlns:cx4="http://schemas.microsoft.com/office/drawing/2016/5/10/chartex" xmlns:cx5="http://schemas.microsoft.com/office/drawing/2016/5/11/chartex" xmlns:cx6="http://schemas.microsoft.com/office/drawing/2016/5/12/chartex" xmlns:cx7="http://schemas.microsoft.com/office/drawing/2016/5/13/chartex" xmlns:cx8="http://schemas.microsoft.com/office/drawing/2016/5/14/chartex" xmlns:mc="http://schemas.openxmlformats.org/markup-compatibility/2006" xmlns:aink="http://schemas.microsoft.com/office/drawing/2016/ink" xmlns:am3d="http://schemas.microsoft.com/office/drawing/2017/model3d" xmlns:o="urn:schemas-microsoft-com:office:office" xmlns:oel="http://schemas.microsoft.com/office/2019/extlst" xmlns:r="http://schemas.openxmlformats.org/officeDocument/2006/relationships" xmlns:m="http://schemas.openxmlformats.org/officeDocument/2006/math" xmlns:v="urn:schemas-microsoft-com:vml" xmlns:wp14="http://schemas.microsoft.com/office/word/2010/wordprocessingDrawing" xmlns:wp="http://schemas.openxmlformats.org/drawingml/2006/wordprocessingDrawing" xmlns:w10="urn:schemas-microsoft-com:office:word" xmlns:w="http://schemas.openxmlformats.org/wordprocessingml/2006/main" xmlns:w14="http://schemas.microsoft.com/office/word/2010/wordml" xmlns:w15="http://schemas.microsoft.com/office/word/2012/wordml" xmlns:w16cex="http://schemas.microsoft.com/office/word/2018/wordml/cex" xmlns:w16cid="http://schemas.microsoft.com/office/word/2016/wordml/cid" xmlns:w16="http://schemas.microsoft.com/office/word/2018/wordml" xmlns:w16sdtdh="http://schemas.microsoft.com/office/word/2020/wordml/sdtdatahash" xmlns:w16se="http://schemas.microsoft.com/office/word/2015/wordml/symex" xmlns:wpg="http://schemas.microsoft.com/office/word/2010/wordprocessingGroup" xmlns:wpi="http://schemas.microsoft.com/office/word/2010/wordprocessingInk" xmlns:wne="http://schemas.microsoft.com/office/word/2006/wordml" xmlns:wps="http://schemas.microsoft.com/office/word/2010/wordprocessingShape" mc:Ignorable="w14 w15 w16se w16cid w16 w16cex w16sdtdh wp14">
+<w:footnotes xmlns:wpc="http://schemas.microsoft.com/office/word/2010/wordprocessingCanvas" xmlns:cx="http://schemas.microsoft.com/office/drawing/2014/chartex" xmlns:cx1="http://schemas.microsoft.com/office/drawing/2015/9/8/chartex" xmlns:cx2="http://schemas.microsoft.com/office/drawing/2015/10/21/chartex" xmlns:cx3="http://schemas.microsoft.com/office/drawing/2016/5/9/chartex" xmlns:cx4="http://schemas.microsoft.com/office/drawing/2016/5/10/chartex" xmlns:cx5="http://schemas.microsoft.com/office/drawing/2016/5/11/chartex" xmlns:cx6="http://schemas.microsoft.com/office/drawing/2016/5/12/chartex" xmlns:cx7="http://schemas.microsoft.com/office/drawing/2016/5/13/chartex" xmlns:cx8="http://schemas.microsoft.com/office/drawing/2016/5/14/chartex" xmlns:mc="http://schemas.openxmlformats.org/markup-compatibility/2006" xmlns:aink="http://schemas.microsoft.com/office/drawing/2016/ink" xmlns:am3d="http://schemas.microsoft.com/office/drawing/2017/model3d" xmlns:o="urn:schemas-microsoft-com:office:office" xmlns:oel="http://schemas.microsoft.com/office/2019/extlst" xmlns:r="http://schemas.openxmlformats.org/officeDocument/2006/relationships" xmlns:m="http://schemas.openxmlformats.org/officeDocument/2006/math" xmlns:v="urn:schemas-microsoft-com:vml" xmlns:wp14="http://schemas.microsoft.com/office/word/2010/wordprocessingDrawing" xmlns:wp="http://schemas.openxmlformats.org/drawingml/2006/wordprocessingDrawing" xmlns:w10="urn:schemas-microsoft-com:office:word" xmlns:w="http://schemas.openxmlformats.org/wordprocessingml/2006/main" xmlns:w14="http://schemas.microsoft.com/office/word/2010/wordml" xmlns:w15="http://schemas.microsoft.com/office/word/2012/wordml" xmlns:w16cex="http://schemas.microsoft.com/office/word/2018/wordml/cex" xmlns:w16cid="http://schemas.microsoft.com/office/word/2016/wordml/cid" xmlns:w16="http://schemas.microsoft.com/office/word/2018/wordml" xmlns:w16du="http://schemas.microsoft.com/office/word/2023/wordml/word16du" xmlns:w16sdtdh="http://schemas.microsoft.com/office/word/2020/wordml/sdtdatahash" xmlns:w16sdtfl="http://schemas.microsoft.com/office/word/2024/wordml/sdtformatlock" xmlns:w16se="http://schemas.microsoft.com/office/word/2015/wordml/symex" xmlns:wpg="http://schemas.microsoft.com/office/word/2010/wordprocessingGroup" xmlns:wpi="http://schemas.microsoft.com/office/word/2010/wordprocessingInk" xmlns:wne="http://schemas.microsoft.com/office/word/2006/wordml" xmlns:wps="http://schemas.microsoft.com/office/word/2010/wordprocessingShape" mc:Ignorable="w14 w15 w16se w16cid w16 w16cex w16sdtdh w16sdtfl w16du wp14">
   <w:footnote w:type="separator" w:id="-1">
     <w:p>
+      <w:pPr>
+        <w:rPr>
+          <w:rFonts w:hint="eastAsia"/>
+        </w:rPr>
+      </w:pPr>
       <w:r>
         <w:separator/>
       </w:r>
@@ -2390,6 +2317,11 @@
   </w:footnote>
   <w:footnote w:type="continuationSeparator" w:id="0">
     <w:p>
+      <w:pPr>
+        <w:rPr>
+          <w:rFonts w:hint="eastAsia"/>
+        </w:rPr>
+      </w:pPr>
       <w:r>
         <w:continuationSeparator/>
       </w:r>
@@ -2399,7 +2331,7 @@
 </file>
 
 <file path=word/numbering.xml><?xml version="1.0" encoding="utf-8"?>
-<w:numbering xmlns:wpc="http://schemas.microsoft.com/office/word/2010/wordprocessingCanvas" xmlns:cx="http://schemas.microsoft.com/office/drawing/2014/chartex" xmlns:cx1="http://schemas.microsoft.com/office/drawing/2015/9/8/chartex" xmlns:cx2="http://schemas.microsoft.com/office/drawing/2015/10/21/chartex" xmlns:cx3="http://schemas.microsoft.com/office/drawing/2016/5/9/chartex" xmlns:cx4="http://schemas.microsoft.com/office/drawing/2016/5/10/chartex" xmlns:cx5="http://schemas.microsoft.com/office/drawing/2016/5/11/chartex" xmlns:cx6="http://schemas.microsoft.com/office/drawing/2016/5/12/chartex" xmlns:cx7="http://schemas.microsoft.com/office/drawing/2016/5/13/chartex" xmlns:cx8="http://schemas.microsoft.com/office/drawing/2016/5/14/chartex" xmlns:mc="http://schemas.openxmlformats.org/markup-compatibility/2006" xmlns:aink="http://schemas.microsoft.com/office/drawing/2016/ink" xmlns:am3d="http://schemas.microsoft.com/office/drawing/2017/model3d" xmlns:o="urn:schemas-microsoft-com:office:office" xmlns:oel="http://schemas.microsoft.com/office/2019/extlst" xmlns:r="http://schemas.openxmlformats.org/officeDocument/2006/relationships" xmlns:m="http://schemas.openxmlformats.org/officeDocument/2006/math" xmlns:v="urn:schemas-microsoft-com:vml" xmlns:wp14="http://schemas.microsoft.com/office/word/2010/wordprocessingDrawing" xmlns:wp="http://schemas.openxmlformats.org/drawingml/2006/wordprocessingDrawing" xmlns:w10="urn:schemas-microsoft-com:office:word" xmlns:w="http://schemas.openxmlformats.org/wordprocessingml/2006/main" xmlns:w14="http://schemas.microsoft.com/office/word/2010/wordml" xmlns:w15="http://schemas.microsoft.com/office/word/2012/wordml" xmlns:w16cex="http://schemas.microsoft.com/office/word/2018/wordml/cex" xmlns:w16cid="http://schemas.microsoft.com/office/word/2016/wordml/cid" xmlns:w16="http://schemas.microsoft.com/office/word/2018/wordml" xmlns:w16sdtdh="http://schemas.microsoft.com/office/word/2020/wordml/sdtdatahash" xmlns:w16se="http://schemas.microsoft.com/office/word/2015/wordml/symex" xmlns:wpg="http://schemas.microsoft.com/office/word/2010/wordprocessingGroup" xmlns:wpi="http://schemas.microsoft.com/office/word/2010/wordprocessingInk" xmlns:wne="http://schemas.microsoft.com/office/word/2006/wordml" xmlns:wps="http://schemas.microsoft.com/office/word/2010/wordprocessingShape" mc:Ignorable="w14 w15 w16se w16cid w16 w16cex w16sdtdh wp14">
+<w:numbering xmlns:wpc="http://schemas.microsoft.com/office/word/2010/wordprocessingCanvas" xmlns:cx="http://schemas.microsoft.com/office/drawing/2014/chartex" xmlns:cx1="http://schemas.microsoft.com/office/drawing/2015/9/8/chartex" xmlns:cx2="http://schemas.microsoft.com/office/drawing/2015/10/21/chartex" xmlns:cx3="http://schemas.microsoft.com/office/drawing/2016/5/9/chartex" xmlns:cx4="http://schemas.microsoft.com/office/drawing/2016/5/10/chartex" xmlns:cx5="http://schemas.microsoft.com/office/drawing/2016/5/11/chartex" xmlns:cx6="http://schemas.microsoft.com/office/drawing/2016/5/12/chartex" xmlns:cx7="http://schemas.microsoft.com/office/drawing/2016/5/13/chartex" xmlns:cx8="http://schemas.microsoft.com/office/drawing/2016/5/14/chartex" xmlns:mc="http://schemas.openxmlformats.org/markup-compatibility/2006" xmlns:aink="http://schemas.microsoft.com/office/drawing/2016/ink" xmlns:am3d="http://schemas.microsoft.com/office/drawing/2017/model3d" xmlns:o="urn:schemas-microsoft-com:office:office" xmlns:oel="http://schemas.microsoft.com/office/2019/extlst" xmlns:r="http://schemas.openxmlformats.org/officeDocument/2006/relationships" xmlns:m="http://schemas.openxmlformats.org/officeDocument/2006/math" xmlns:v="urn:schemas-microsoft-com:vml" xmlns:wp14="http://schemas.microsoft.com/office/word/2010/wordprocessingDrawing" xmlns:wp="http://schemas.openxmlformats.org/drawingml/2006/wordprocessingDrawing" xmlns:w10="urn:schemas-microsoft-com:office:word" xmlns:w="http://schemas.openxmlformats.org/wordprocessingml/2006/main" xmlns:w14="http://schemas.microsoft.com/office/word/2010/wordml" xmlns:w15="http://schemas.microsoft.com/office/word/2012/wordml" xmlns:w16cex="http://schemas.microsoft.com/office/word/2018/wordml/cex" xmlns:w16cid="http://schemas.microsoft.com/office/word/2016/wordml/cid" xmlns:w16="http://schemas.microsoft.com/office/word/2018/wordml" xmlns:w16du="http://schemas.microsoft.com/office/word/2023/wordml/word16du" xmlns:w16sdtdh="http://schemas.microsoft.com/office/word/2020/wordml/sdtdatahash" xmlns:w16sdtfl="http://schemas.microsoft.com/office/word/2024/wordml/sdtformatlock" xmlns:w16se="http://schemas.microsoft.com/office/word/2015/wordml/symex" xmlns:wpg="http://schemas.microsoft.com/office/word/2010/wordprocessingGroup" xmlns:wpi="http://schemas.microsoft.com/office/word/2010/wordprocessingInk" xmlns:wne="http://schemas.microsoft.com/office/word/2006/wordml" xmlns:wps="http://schemas.microsoft.com/office/word/2010/wordprocessingShape" mc:Ignorable="w14 w15 w16se w16cid w16 w16cex w16sdtdh w16sdtfl w16du wp14">
   <w:abstractNum w:abstractNumId="0" w15:restartNumberingAfterBreak="0">
     <w:nsid w:val="7FEF4241"/>
     <w:multiLevelType w:val="multilevel"/>
@@ -2520,7 +2452,7 @@
 </file>
 
 <file path=word/styles.xml><?xml version="1.0" encoding="utf-8"?>
-<w:styles xmlns:mc="http://schemas.openxmlformats.org/markup-compatibility/2006" xmlns:r="http://schemas.openxmlformats.org/officeDocument/2006/relationships" xmlns:w="http://schemas.openxmlformats.org/wordprocessingml/2006/main" xmlns:w14="http://schemas.microsoft.com/office/word/2010/wordml" xmlns:w15="http://schemas.microsoft.com/office/word/2012/wordml" xmlns:w16cex="http://schemas.microsoft.com/office/word/2018/wordml/cex" xmlns:w16cid="http://schemas.microsoft.com/office/word/2016/wordml/cid" xmlns:w16="http://schemas.microsoft.com/office/word/2018/wordml" xmlns:w16sdtdh="http://schemas.microsoft.com/office/word/2020/wordml/sdtdatahash" xmlns:w16se="http://schemas.microsoft.com/office/word/2015/wordml/symex" mc:Ignorable="w14 w15 w16se w16cid w16 w16cex w16sdtdh">
+<w:styles xmlns:mc="http://schemas.openxmlformats.org/markup-compatibility/2006" xmlns:r="http://schemas.openxmlformats.org/officeDocument/2006/relationships" xmlns:w="http://schemas.openxmlformats.org/wordprocessingml/2006/main" xmlns:w14="http://schemas.microsoft.com/office/word/2010/wordml" xmlns:w15="http://schemas.microsoft.com/office/word/2012/wordml" xmlns:w16cex="http://schemas.microsoft.com/office/word/2018/wordml/cex" xmlns:w16cid="http://schemas.microsoft.com/office/word/2016/wordml/cid" xmlns:w16="http://schemas.microsoft.com/office/word/2018/wordml" xmlns:w16du="http://schemas.microsoft.com/office/word/2023/wordml/word16du" xmlns:w16sdtdh="http://schemas.microsoft.com/office/word/2020/wordml/sdtdatahash" xmlns:w16sdtfl="http://schemas.microsoft.com/office/word/2024/wordml/sdtformatlock" xmlns:w16se="http://schemas.microsoft.com/office/word/2015/wordml/symex" mc:Ignorable="w14 w15 w16se w16cid w16 w16cex w16sdtdh w16sdtfl w16du">
   <w:docDefaults>
     <w:rPrDefault>
       <w:rPr>
